--- a/models/02 - Modelo Lógico v1.docx
+++ b/models/02 - Modelo Lógico v1.docx
@@ -201,7 +201,16 @@
           <w:sz w:val="24"/>
           <w:szCs w:val="24"/>
         </w:rPr>
-        <w:t>Atende_remoto</w:t>
+        <w:t>a</w:t>
+      </w:r>
+      <w:bookmarkStart w:id="0" w:name="_GoBack"/>
+      <w:bookmarkEnd w:id="0"/>
+      <w:r>
+        <w:rPr>
+          <w:sz w:val="24"/>
+          <w:szCs w:val="24"/>
+        </w:rPr>
+        <w:t>tende_remoto</w:t>
       </w:r>
       <w:proofErr w:type="spellEnd"/>
       <w:r>
@@ -887,8 +896,6 @@
         </w:rPr>
         <w:t xml:space="preserve"> – DECIMAL(10,2)</w:t>
       </w:r>
-      <w:bookmarkStart w:id="0" w:name="_GoBack"/>
-      <w:bookmarkEnd w:id="0"/>
     </w:p>
     <w:p>
       <w:pPr>
@@ -2260,7 +2267,7 @@
 </file>
 
 <file path=customXml/itemProps1.xml><?xml version="1.0" encoding="utf-8"?>
-<ds:datastoreItem xmlns:ds="http://schemas.openxmlformats.org/officeDocument/2006/customXml" ds:itemID="{17DB0481-5C93-47FE-8883-662EEDA4CA67}">
+<ds:datastoreItem xmlns:ds="http://schemas.openxmlformats.org/officeDocument/2006/customXml" ds:itemID="{7A3507B1-7DBE-4505-857B-60FDC989472A}">
   <ds:schemaRefs>
     <ds:schemaRef ds:uri="http://schemas.openxmlformats.org/officeDocument/2006/bibliography"/>
   </ds:schemaRefs>
